--- a/downloads/teacher/05 Materials/Unit 04/Slides/Slides 04.09 - Texture Pattern and Mood Boards.docx
+++ b/downloads/teacher/05 Materials/Unit 04/Slides/Slides 04.09 - Texture Pattern and Mood Boards.docx
@@ -19,15 +19,6 @@
       <w:r>
         <w:t xml:space="preserve">Slide outline for Lesson 4.9. Twelve slides, one day. Slide 2 changes every year: it is the two-minute reteach of whichever principle the most students missed on the Lesson 4.7 exit cards.</w:t>
       </w:r>
-      <w:r>
-        <w:t xml:space="preserve"> </w:t>
-      </w:r>
-      <w:r>
-        <w:rPr>
-          <w:rStyle w:val="TeacherNote"/>
-        </w:rPr>
-        <w:t xml:space="preserve">[Sal: photograph the finished boards, no names, before they go in the folders. They are the texture and pattern review slides for the vocabulary check tomorrow.]</w:t>
-      </w:r>
     </w:p>
     <w:p>
       <w:pPr>
@@ -112,10 +103,7 @@
         <w:pStyle w:val="Compact"/>
       </w:pPr>
       <w:r>
-        <w:rPr>
-          <w:rStyle w:val="TeacherNote"/>
-        </w:rPr>
-        <w:t xml:space="preserve">[Sal: the principle the most students missed on the Lesson 4.7 exit cards goes here, with one room photo.]</w:t>
+        <w:t xml:space="preserve">Two minutes</w:t>
       </w:r>
     </w:p>
     <w:p>
@@ -127,39 +115,12 @@
         <w:pStyle w:val="Compact"/>
       </w:pPr>
       <w:r>
-        <w:t xml:space="preserve">Two minutes</w:t>
-      </w:r>
-    </w:p>
-    <w:p>
-      <w:pPr>
-        <w:numPr>
-          <w:ilvl w:val="0"/>
-          <w:numId w:val="1002"/>
-        </w:numPr>
-        <w:pStyle w:val="Compact"/>
-      </w:pPr>
-      <w:r>
         <w:t xml:space="preserve">Then: the color wheel questions from yesterday’s 3-2-1 cards, one minute</w:t>
       </w:r>
       <w:r>
         <w:t xml:space="preserve"> </w:t>
       </w:r>
       <w:r>
-        <w:t xml:space="preserve">Image:</w:t>
-      </w:r>
-      <w:r>
-        <w:t xml:space="preserve"> </w:t>
-      </w:r>
-      <w:r>
-        <w:rPr>
-          <w:rStyle w:val="TeacherNote"/>
-        </w:rPr>
-        <w:t xml:space="preserve">[Sal: one room photo that shows the missed principle clearly.]</w:t>
-      </w:r>
-      <w:r>
-        <w:t xml:space="preserve"> </w:t>
-      </w:r>
-      <w:r>
         <w:t xml:space="preserve">Notes: Sort the 4.7</w:t>
       </w:r>
       <w:r>
@@ -718,7 +679,7 @@
         <w:pStyle w:val="Compact"/>
       </w:pPr>
       <w:r>
-        <w:t xml:space="preserve">Plan the four in the Part 3 grid in pencil first, then cut and glue</w:t>
+        <w:t xml:space="preserve">Plan the four in the Part 4 grid in pencil first, then cut and glue</w:t>
       </w:r>
     </w:p>
     <w:p>
